--- a/Documentations/How to setup.docx
+++ b/Documentations/How to setup.docx
@@ -1,23 +1,81 @@
 
 <file path=word/document.xml><?xml version="1.0" encoding="utf-8"?>
-<w:document xmlns:wpc="http://schemas.microsoft.com/office/word/2010/wordprocessingCanvas" xmlns:mc="http://schemas.openxmlformats.org/markup-compatibility/2006" xmlns:o="urn:schemas-microsoft-com:office:office" xmlns:r="http://schemas.openxmlformats.org/officeDocument/2006/relationships" xmlns:m="http://schemas.openxmlformats.org/officeDocument/2006/math" xmlns:v="urn:schemas-microsoft-com:vml" xmlns:wp14="http://schemas.microsoft.com/office/word/2010/wordprocessingDrawing" xmlns:wp="http://schemas.openxmlformats.org/drawingml/2006/wordprocessingDrawing" xmlns:w10="urn:schemas-microsoft-com:office:word" xmlns:w="http://schemas.openxmlformats.org/wordprocessingml/2006/main" xmlns:w14="http://schemas.microsoft.com/office/word/2010/wordml" xmlns:w15="http://schemas.microsoft.com/office/word/2012/wordml" xmlns:wpg="http://schemas.microsoft.com/office/word/2010/wordprocessingGroup" xmlns:wpi="http://schemas.microsoft.com/office/word/2010/wordprocessingInk" xmlns:wne="http://schemas.microsoft.com/office/word/2006/wordml" xmlns:wps="http://schemas.microsoft.com/office/word/2010/wordprocessingShape" mc:Ignorable="w14 w15 wp14">
+<w:document xmlns:wpc="http://schemas.microsoft.com/office/word/2010/wordprocessingCanvas" xmlns:cx="http://schemas.microsoft.com/office/drawing/2014/chartex" xmlns:cx1="http://schemas.microsoft.com/office/drawing/2015/9/8/chartex" xmlns:cx2="http://schemas.microsoft.com/office/drawing/2015/10/21/chartex" xmlns:cx3="http://schemas.microsoft.com/office/drawing/2016/5/9/chartex" xmlns:cx4="http://schemas.microsoft.com/office/drawing/2016/5/10/chartex" xmlns:cx5="http://schemas.microsoft.com/office/drawing/2016/5/11/chartex" xmlns:cx6="http://schemas.microsoft.com/office/drawing/2016/5/12/chartex" xmlns:cx7="http://schemas.microsoft.com/office/drawing/2016/5/13/chartex" xmlns:cx8="http://schemas.microsoft.com/office/drawing/2016/5/14/chartex" xmlns:mc="http://schemas.openxmlformats.org/markup-compatibility/2006" xmlns:aink="http://schemas.microsoft.com/office/drawing/2016/ink" xmlns:am3d="http://schemas.microsoft.com/office/drawing/2017/model3d" xmlns:o="urn:schemas-microsoft-com:office:office" xmlns:oel="http://schemas.microsoft.com/office/2019/extlst" xmlns:r="http://schemas.openxmlformats.org/officeDocument/2006/relationships" xmlns:m="http://schemas.openxmlformats.org/officeDocument/2006/math" xmlns:v="urn:schemas-microsoft-com:vml" xmlns:wp14="http://schemas.microsoft.com/office/word/2010/wordprocessingDrawing" xmlns:wp="http://schemas.openxmlformats.org/drawingml/2006/wordprocessingDrawing" xmlns:w10="urn:schemas-microsoft-com:office:word" xmlns:w="http://schemas.openxmlformats.org/wordprocessingml/2006/main" xmlns:w14="http://schemas.microsoft.com/office/word/2010/wordml" xmlns:w15="http://schemas.microsoft.com/office/word/2012/wordml" xmlns:w16cex="http://schemas.microsoft.com/office/word/2018/wordml/cex" xmlns:w16cid="http://schemas.microsoft.com/office/word/2016/wordml/cid" xmlns:w16="http://schemas.microsoft.com/office/word/2018/wordml" xmlns:w16du="http://schemas.microsoft.com/office/word/2023/wordml/word16du" xmlns:w16sdtdh="http://schemas.microsoft.com/office/word/2020/wordml/sdtdatahash" xmlns:w16sdtfl="http://schemas.microsoft.com/office/word/2024/wordml/sdtformatlock" xmlns:w16se="http://schemas.microsoft.com/office/word/2015/wordml/symex" xmlns:wpg="http://schemas.microsoft.com/office/word/2010/wordprocessingGroup" xmlns:wpi="http://schemas.microsoft.com/office/word/2010/wordprocessingInk" xmlns:wne="http://schemas.microsoft.com/office/word/2006/wordml" xmlns:wps="http://schemas.microsoft.com/office/word/2010/wordprocessingShape" mc:Ignorable="w14 w15 w16se w16cid w16 w16cex w16sdtdh w16sdtfl w16du wp14">
   <w:body>
     <w:p>
       <w:pPr>
         <w:pStyle w:val="Title"/>
-      </w:pPr>
-      <w:r>
-        <w:t xml:space="preserve">SmartRPD Web Application Setup Guide</w:t>
-      </w:r>
-    </w:p>
-    <w:p>
-      <w:r>
-        <w:t xml:space="preserve">Updated: 29 June 2026</w:t>
-      </w:r>
-    </w:p>
-    <w:p>
-      <w:r>
-        <w:t xml:space="preserve">Aligned with the current repository, package.json, Dockerfile, nginx.conf, Project_Status_Report.md and 3DViewer_Integration_Changelog.md.</w:t>
+        <w:rPr>
+          <w:sz w:val="52"/>
+          <w:szCs w:val="52"/>
+          <w:u w:val="single"/>
+        </w:rPr>
+      </w:pPr>
+      <w:r>
+        <w:rPr>
+          <w:sz w:val="52"/>
+          <w:szCs w:val="52"/>
+          <w:u w:val="single"/>
+        </w:rPr>
+        <w:t>SmartRPD Web Application Setup Guide</w:t>
+      </w:r>
+    </w:p>
+    <w:p>
+      <w:pPr>
+        <w:rPr>
+          <w:i/>
+          <w:iCs/>
+        </w:rPr>
+      </w:pPr>
+      <w:r>
+        <w:rPr>
+          <w:i/>
+          <w:iCs/>
+        </w:rPr>
+        <w:t xml:space="preserve">Last </w:t>
+      </w:r>
+      <w:r>
+        <w:rPr>
+          <w:i/>
+          <w:iCs/>
+        </w:rPr>
+        <w:t xml:space="preserve">Updated: </w:t>
+      </w:r>
+      <w:r>
+        <w:rPr>
+          <w:i/>
+          <w:iCs/>
+        </w:rPr>
+        <w:t>6 July</w:t>
+      </w:r>
+      <w:r>
+        <w:rPr>
+          <w:i/>
+          <w:iCs/>
+        </w:rPr>
+        <w:t xml:space="preserve"> 2026</w:t>
+      </w:r>
+    </w:p>
+    <w:p/>
+    <w:p>
+      <w:r>
+        <w:t xml:space="preserve">Aligned with the current repository, </w:t>
+      </w:r>
+      <w:proofErr w:type="gramStart"/>
+      <w:r>
+        <w:t>package.json</w:t>
+      </w:r>
+      <w:proofErr w:type="gramEnd"/>
+      <w:r>
+        <w:t xml:space="preserve">, Dockerfile, </w:t>
+      </w:r>
+      <w:proofErr w:type="spellStart"/>
+      <w:r>
+        <w:t>nginx.conf</w:t>
+      </w:r>
+      <w:proofErr w:type="spellEnd"/>
+      <w:r>
+        <w:t>, Project_Status_Report.md and 3DViewer_Integration_Changelog.md.</w:t>
       </w:r>
     </w:p>
     <w:p>
@@ -25,12 +83,23 @@
         <w:pStyle w:val="Heading1"/>
       </w:pPr>
       <w:r>
-        <w:t xml:space="preserve">1. Purpose</w:t>
-      </w:r>
-    </w:p>
-    <w:p>
-      <w:r>
-        <w:t xml:space="preserve">This guide explains how to install, run, build and package the current SmartRPD web application. The project is a static multi-page JavaScript application with REST API integration for case data, authentication, 2D RPD design, 3D mesh rendering, chat, notifications and report-related workflows.</w:t>
+        <w:t>1. Purpose</w:t>
+      </w:r>
+    </w:p>
+    <w:p>
+      <w:pPr>
+        <w:ind w:left="720"/>
+      </w:pPr>
+      <w:r>
+        <w:t xml:space="preserve">This guide explains how to install, run, build and package the current SmartRPD web application. The project is a static multi-page JavaScript application with REST API integration for case data, authentication, 2D RPD design, 3D </w:t>
+      </w:r>
+      <w:proofErr w:type="gramStart"/>
+      <w:r>
+        <w:t>mesh</w:t>
+      </w:r>
+      <w:proofErr w:type="gramEnd"/>
+      <w:r>
+        <w:t xml:space="preserve"> rendering, chat, notifications and report-related workflows.</w:t>
       </w:r>
     </w:p>
     <w:p>
@@ -38,13 +107,13 @@
         <w:pStyle w:val="Heading1"/>
       </w:pPr>
       <w:r>
-        <w:t xml:space="preserve">2. Technology Stack</w:t>
+        <w:t>2. Technology Stack</w:t>
       </w:r>
     </w:p>
     <w:tbl>
       <w:tblPr>
-        <w:tblStyle w:val="TableGrid"/>
         <w:tblW w:w="0" w:type="auto"/>
+        <w:tblInd w:w="567" w:type="dxa"/>
         <w:tblBorders>
           <w:top w:val="single" w:sz="4" w:space="0" w:color="BFBFBF"/>
           <w:left w:val="single" w:sz="4" w:space="0" w:color="BFBFBF"/>
@@ -53,179 +122,208 @@
           <w:insideH w:val="single" w:sz="4" w:space="0" w:color="BFBFBF"/>
           <w:insideV w:val="single" w:sz="4" w:space="0" w:color="BFBFBF"/>
         </w:tblBorders>
+        <w:tblLook w:val="04A0" w:firstRow="1" w:lastRow="0" w:firstColumn="1" w:lastColumn="0" w:noHBand="0" w:noVBand="1"/>
       </w:tblPr>
+      <w:tblGrid>
+        <w:gridCol w:w="2543"/>
+        <w:gridCol w:w="5896"/>
+      </w:tblGrid>
       <w:tr>
+        <w:trPr>
+          <w:trHeight w:val="298"/>
+        </w:trPr>
         <w:tc>
           <w:tcPr>
-            <w:tcW w:w="2400" w:type="dxa"/>
+            <w:tcW w:w="2543" w:type="dxa"/>
           </w:tcPr>
           <w:p>
             <w:r>
-              <w:t xml:space="preserve">Area</w:t>
+              <w:t>Area</w:t>
             </w:r>
           </w:p>
         </w:tc>
         <w:tc>
           <w:tcPr>
-            <w:tcW w:w="2400" w:type="dxa"/>
+            <w:tcW w:w="5896" w:type="dxa"/>
           </w:tcPr>
           <w:p>
             <w:r>
-              <w:t xml:space="preserve">Current Technology</w:t>
+              <w:t>Current Technology</w:t>
             </w:r>
           </w:p>
         </w:tc>
       </w:tr>
       <w:tr>
+        <w:trPr>
+          <w:trHeight w:val="305"/>
+        </w:trPr>
         <w:tc>
           <w:tcPr>
-            <w:tcW w:w="2400" w:type="dxa"/>
+            <w:tcW w:w="2543" w:type="dxa"/>
           </w:tcPr>
           <w:p>
             <w:r>
-              <w:t xml:space="preserve">Language and UI</w:t>
+              <w:t>Language and UI</w:t>
             </w:r>
           </w:p>
         </w:tc>
         <w:tc>
           <w:tcPr>
-            <w:tcW w:w="2400" w:type="dxa"/>
+            <w:tcW w:w="5896" w:type="dxa"/>
           </w:tcPr>
           <w:p>
             <w:r>
-              <w:t xml:space="preserve">JavaScript, HTML5 and CSS</w:t>
+              <w:t>JavaScript, HTML5 and CSS</w:t>
             </w:r>
           </w:p>
         </w:tc>
       </w:tr>
       <w:tr>
+        <w:trPr>
+          <w:trHeight w:val="603"/>
+        </w:trPr>
         <w:tc>
           <w:tcPr>
-            <w:tcW w:w="2400" w:type="dxa"/>
+            <w:tcW w:w="2543" w:type="dxa"/>
           </w:tcPr>
           <w:p>
             <w:r>
-              <w:t xml:space="preserve">3D rendering</w:t>
+              <w:t>3D rendering</w:t>
             </w:r>
           </w:p>
         </w:tc>
         <w:tc>
           <w:tcPr>
-            <w:tcW w:w="2400" w:type="dxa"/>
+            <w:tcW w:w="5896" w:type="dxa"/>
           </w:tcPr>
           <w:p>
             <w:r>
-              <w:t xml:space="preserve">Three.js 0.165, WebGL, custom OFFLoader and STLMeshLoader</w:t>
+              <w:t>Three.js 0.165, WebGL, custom OFFLoader and STLMeshLoader</w:t>
             </w:r>
           </w:p>
         </w:tc>
       </w:tr>
       <w:tr>
+        <w:trPr>
+          <w:trHeight w:val="298"/>
+        </w:trPr>
         <w:tc>
           <w:tcPr>
-            <w:tcW w:w="2400" w:type="dxa"/>
+            <w:tcW w:w="2543" w:type="dxa"/>
           </w:tcPr>
           <w:p>
             <w:r>
-              <w:t xml:space="preserve">Development server</w:t>
+              <w:t>Development server</w:t>
             </w:r>
           </w:p>
         </w:tc>
         <w:tc>
           <w:tcPr>
-            <w:tcW w:w="2400" w:type="dxa"/>
+            <w:tcW w:w="5896" w:type="dxa"/>
           </w:tcPr>
           <w:p>
             <w:r>
-              <w:t xml:space="preserve">Vite on port 8089 through npm run dev</w:t>
+              <w:t>Vite on port 8089 through npm run dev</w:t>
             </w:r>
           </w:p>
         </w:tc>
       </w:tr>
       <w:tr>
+        <w:trPr>
+          <w:trHeight w:val="305"/>
+        </w:trPr>
         <w:tc>
           <w:tcPr>
-            <w:tcW w:w="2400" w:type="dxa"/>
+            <w:tcW w:w="2543" w:type="dxa"/>
           </w:tcPr>
           <w:p>
             <w:r>
-              <w:t xml:space="preserve">Production build</w:t>
+              <w:t>Production build</w:t>
             </w:r>
           </w:p>
         </w:tc>
         <w:tc>
           <w:tcPr>
-            <w:tcW w:w="2400" w:type="dxa"/>
+            <w:tcW w:w="5896" w:type="dxa"/>
           </w:tcPr>
           <w:p>
             <w:r>
-              <w:t xml:space="preserve">Webpack production build to dist/bundle.js</w:t>
+              <w:t>Webpack production build to dist/bundle.js</w:t>
             </w:r>
           </w:p>
         </w:tc>
       </w:tr>
       <w:tr>
+        <w:trPr>
+          <w:trHeight w:val="298"/>
+        </w:trPr>
         <w:tc>
           <w:tcPr>
-            <w:tcW w:w="2400" w:type="dxa"/>
+            <w:tcW w:w="2543" w:type="dxa"/>
           </w:tcPr>
           <w:p>
             <w:r>
-              <w:t xml:space="preserve">Testing</w:t>
+              <w:t>Testing</w:t>
             </w:r>
           </w:p>
         </w:tc>
         <w:tc>
           <w:tcPr>
-            <w:tcW w:w="2400" w:type="dxa"/>
+            <w:tcW w:w="5896" w:type="dxa"/>
           </w:tcPr>
           <w:p>
             <w:r>
-              <w:t xml:space="preserve">Jest with jsdom</w:t>
+              <w:t>Jest with jsdom</w:t>
             </w:r>
           </w:p>
         </w:tc>
       </w:tr>
       <w:tr>
+        <w:trPr>
+          <w:trHeight w:val="305"/>
+        </w:trPr>
         <w:tc>
           <w:tcPr>
-            <w:tcW w:w="2400" w:type="dxa"/>
+            <w:tcW w:w="2543" w:type="dxa"/>
           </w:tcPr>
           <w:p>
             <w:r>
-              <w:t xml:space="preserve">Static hosting</w:t>
+              <w:t>Static hosting</w:t>
             </w:r>
           </w:p>
         </w:tc>
         <w:tc>
           <w:tcPr>
-            <w:tcW w:w="2400" w:type="dxa"/>
+            <w:tcW w:w="5896" w:type="dxa"/>
           </w:tcPr>
           <w:p>
             <w:r>
-              <w:t xml:space="preserve">GitHub Pages or nginx/Docker static hosting</w:t>
+              <w:t>GitHub Pages or nginx/Docker static hosting</w:t>
             </w:r>
           </w:p>
         </w:tc>
       </w:tr>
       <w:tr>
+        <w:trPr>
+          <w:trHeight w:val="298"/>
+        </w:trPr>
         <w:tc>
           <w:tcPr>
-            <w:tcW w:w="2400" w:type="dxa"/>
+            <w:tcW w:w="2543" w:type="dxa"/>
           </w:tcPr>
           <w:p>
             <w:r>
-              <w:t xml:space="preserve">Backend API</w:t>
+              <w:t>Backend API</w:t>
             </w:r>
           </w:p>
         </w:tc>
         <w:tc>
           <w:tcPr>
-            <w:tcW w:w="2400" w:type="dxa"/>
+            <w:tcW w:w="5896" w:type="dxa"/>
           </w:tcPr>
           <w:p>
             <w:r>
-              <w:t xml:space="preserve">https://live.api.smartrpdai.com/api/smartrpd</w:t>
+              <w:t>https://live.api.smartrpdai.com/api/smartrpd</w:t>
             </w:r>
           </w:p>
         </w:tc>
@@ -236,7 +334,7 @@
         <w:pStyle w:val="Heading1"/>
       </w:pPr>
       <w:r>
-        <w:t xml:space="preserve">3. Repository Layout</w:t>
+        <w:t>3. Repository Layout</w:t>
       </w:r>
     </w:p>
     <w:p>
@@ -244,7 +342,13 @@
         <w:ind w:left="720" w:hanging="360"/>
       </w:pPr>
       <w:r>
-        <w:t xml:space="preserve">- index.html is the login entry point.</w:t>
+        <w:t xml:space="preserve">- </w:t>
+      </w:r>
+      <w:r>
+        <w:tab/>
+      </w:r>
+      <w:r>
+        <w:t>index.html is the login entry point.</w:t>
       </w:r>
     </w:p>
     <w:p>
@@ -252,7 +356,18 @@
         <w:ind w:left="720" w:hanging="360"/>
       </w:pPr>
       <w:r>
-        <w:t xml:space="preserve">- src/pages/case_list.html is the case list and case-management page.</w:t>
+        <w:t xml:space="preserve">- </w:t>
+      </w:r>
+      <w:r>
+        <w:tab/>
+      </w:r>
+      <w:proofErr w:type="spellStart"/>
+      <w:r>
+        <w:t>src</w:t>
+      </w:r>
+      <w:proofErr w:type="spellEnd"/>
+      <w:r>
+        <w:t>/pages/case_list.html is the case list and case-management page.</w:t>
       </w:r>
     </w:p>
     <w:p>
@@ -260,7 +375,18 @@
         <w:ind w:left="720" w:hanging="360"/>
       </w:pPr>
       <w:r>
-        <w:t xml:space="preserve">- src/pages/2DAnnotation.html is the 2D annotation and RPD design workspace.</w:t>
+        <w:t xml:space="preserve">- </w:t>
+      </w:r>
+      <w:r>
+        <w:tab/>
+      </w:r>
+      <w:proofErr w:type="spellStart"/>
+      <w:r>
+        <w:t>src</w:t>
+      </w:r>
+      <w:proofErr w:type="spellEnd"/>
+      <w:r>
+        <w:t>/pages/2DAnnotation.html is the 2D annotation and RPD design workspace.</w:t>
       </w:r>
     </w:p>
     <w:p>
@@ -268,7 +394,18 @@
         <w:ind w:left="720" w:hanging="360"/>
       </w:pPr>
       <w:r>
-        <w:t xml:space="preserve">- src/pages/ThreeDViewer.html is the dedicated 3D viewer.</w:t>
+        <w:t xml:space="preserve">- </w:t>
+      </w:r>
+      <w:r>
+        <w:tab/>
+      </w:r>
+      <w:proofErr w:type="spellStart"/>
+      <w:r>
+        <w:t>src</w:t>
+      </w:r>
+      <w:proofErr w:type="spellEnd"/>
+      <w:r>
+        <w:t>/pages/ThreeDViewer.html is the dedicated 3D viewer.</w:t>
       </w:r>
     </w:p>
     <w:p>
@@ -276,7 +413,26 @@
         <w:ind w:left="720" w:hanging="360"/>
       </w:pPr>
       <w:r>
-        <w:t xml:space="preserve">- src/js/2D contains the 2D annotation, component placement, jaw-structure, clinical information and preview modules.</w:t>
+        <w:t xml:space="preserve">- </w:t>
+      </w:r>
+      <w:r>
+        <w:tab/>
+      </w:r>
+      <w:proofErr w:type="spellStart"/>
+      <w:r>
+        <w:t>src</w:t>
+      </w:r>
+      <w:proofErr w:type="spellEnd"/>
+      <w:r>
+        <w:t>/</w:t>
+      </w:r>
+      <w:proofErr w:type="spellStart"/>
+      <w:r>
+        <w:t>js</w:t>
+      </w:r>
+      <w:proofErr w:type="spellEnd"/>
+      <w:r>
+        <w:t>/2D contains the 2D annotation, component placement, jaw-structure, clinical information and preview modules.</w:t>
       </w:r>
     </w:p>
     <w:p>
@@ -284,7 +440,42 @@
         <w:ind w:left="720" w:hanging="360"/>
       </w:pPr>
       <w:r>
-        <w:t xml:space="preserve">- src/index.js, src/newControls.js, src/artificialTeeth.js, src/OFFLoader.js and src/STLMeshLoader.js provide the 3D viewer pipeline.</w:t>
+        <w:t xml:space="preserve">- </w:t>
+      </w:r>
+      <w:r>
+        <w:tab/>
+      </w:r>
+      <w:proofErr w:type="spellStart"/>
+      <w:r>
+        <w:t>src</w:t>
+      </w:r>
+      <w:proofErr w:type="spellEnd"/>
+      <w:r>
+        <w:t xml:space="preserve">/index.js, </w:t>
+      </w:r>
+      <w:proofErr w:type="spellStart"/>
+      <w:r>
+        <w:t>src</w:t>
+      </w:r>
+      <w:proofErr w:type="spellEnd"/>
+      <w:r>
+        <w:t xml:space="preserve">/newControls.js, </w:t>
+      </w:r>
+      <w:proofErr w:type="spellStart"/>
+      <w:r>
+        <w:t>src</w:t>
+      </w:r>
+      <w:proofErr w:type="spellEnd"/>
+      <w:r>
+        <w:t xml:space="preserve">/artificialTeeth.js, </w:t>
+      </w:r>
+      <w:proofErr w:type="spellStart"/>
+      <w:r>
+        <w:t>src</w:t>
+      </w:r>
+      <w:proofErr w:type="spellEnd"/>
+      <w:r>
+        <w:t>/OFFLoader.js and src/STLMeshLoader.js provide the 3D viewer pipeline.</w:t>
       </w:r>
     </w:p>
     <w:p>
@@ -292,7 +483,18 @@
         <w:ind w:left="720" w:hanging="360"/>
       </w:pPr>
       <w:r>
-        <w:t xml:space="preserve">- css and assets contain page styles, icons, jaw/tooth images and RPD component SVG assets.</w:t>
+        <w:t xml:space="preserve">- </w:t>
+      </w:r>
+      <w:r>
+        <w:tab/>
+      </w:r>
+      <w:proofErr w:type="spellStart"/>
+      <w:r>
+        <w:t>css</w:t>
+      </w:r>
+      <w:proofErr w:type="spellEnd"/>
+      <w:r>
+        <w:t xml:space="preserve"> and assets contain page styles, icons, jaw/tooth images and RPD component SVG assets.</w:t>
       </w:r>
     </w:p>
     <w:p>
@@ -300,7 +502,18 @@
         <w:ind w:left="720" w:hanging="360"/>
       </w:pPr>
       <w:r>
-        <w:t xml:space="preserve">- dist contains the generated production bundle after running npm run build.</w:t>
+        <w:t xml:space="preserve">- </w:t>
+      </w:r>
+      <w:r>
+        <w:tab/>
+      </w:r>
+      <w:proofErr w:type="spellStart"/>
+      <w:r>
+        <w:t>dist</w:t>
+      </w:r>
+      <w:proofErr w:type="spellEnd"/>
+      <w:r>
+        <w:t xml:space="preserve"> contains the generated production bundle after running npm run build.</w:t>
       </w:r>
     </w:p>
     <w:p>
@@ -308,7 +521,7 @@
         <w:pStyle w:val="Heading1"/>
       </w:pPr>
       <w:r>
-        <w:t xml:space="preserve">4. Local Setup</w:t>
+        <w:t>4. Local Setup</w:t>
       </w:r>
     </w:p>
     <w:p>
@@ -316,7 +529,21 @@
         <w:ind w:left="720" w:hanging="360"/>
       </w:pPr>
       <w:r>
-        <w:t xml:space="preserve">- Install Node.js and npm. Use a current LTS version unless the project has a separate pinned runtime for deployment.</w:t>
+        <w:t xml:space="preserve">- </w:t>
+      </w:r>
+      <w:r>
+        <w:tab/>
+      </w:r>
+      <w:r>
+        <w:t xml:space="preserve">Install Node.js and </w:t>
+      </w:r>
+      <w:proofErr w:type="spellStart"/>
+      <w:r>
+        <w:t>npm</w:t>
+      </w:r>
+      <w:proofErr w:type="spellEnd"/>
+      <w:r>
+        <w:t>. Use a current LTS version unless the project has a separate pinned runtime for deployment.</w:t>
       </w:r>
     </w:p>
     <w:p>
@@ -324,7 +551,13 @@
         <w:ind w:left="720" w:hanging="360"/>
       </w:pPr>
       <w:r>
-        <w:t xml:space="preserve">- From the repository root, run npm install.</w:t>
+        <w:t xml:space="preserve">- </w:t>
+      </w:r>
+      <w:r>
+        <w:tab/>
+      </w:r>
+      <w:r>
+        <w:t>From the repository root, run npm install.</w:t>
       </w:r>
     </w:p>
     <w:p>
@@ -332,7 +565,14 @@
         <w:ind w:left="720" w:hanging="360"/>
       </w:pPr>
       <w:r>
-        <w:t xml:space="preserve">- Start the local development server with npm run dev. This maps to vite --port 8089.</w:t>
+        <w:lastRenderedPageBreak/>
+        <w:t xml:space="preserve">- </w:t>
+      </w:r>
+      <w:r>
+        <w:tab/>
+      </w:r>
+      <w:r>
+        <w:t>Start the local development server with npm run dev. This maps to vite --port 8089.</w:t>
       </w:r>
     </w:p>
     <w:p>
@@ -340,7 +580,13 @@
         <w:ind w:left="720" w:hanging="360"/>
       </w:pPr>
       <w:r>
-        <w:t xml:space="preserve">- Open the local URL printed by Vite, normally http://localhost:8089/.</w:t>
+        <w:t xml:space="preserve">- </w:t>
+      </w:r>
+      <w:r>
+        <w:tab/>
+      </w:r>
+      <w:r>
+        <w:t>Open the local URL printed by Vite, normally http://localhost:8089/.</w:t>
       </w:r>
     </w:p>
     <w:p>
@@ -348,7 +594,13 @@
         <w:ind w:left="720" w:hanging="360"/>
       </w:pPr>
       <w:r>
-        <w:t xml:space="preserve">- The Vite config sends Cache-Control: no-store so edited JS/CSS files are fetched fresh on reload.</w:t>
+        <w:t xml:space="preserve">- </w:t>
+      </w:r>
+      <w:r>
+        <w:tab/>
+      </w:r>
+      <w:r>
+        <w:t>The Vite config sends Cache-Control: no-store so edited JS/CSS files are fetched fresh on reload.</w:t>
       </w:r>
     </w:p>
     <w:p>
@@ -356,13 +608,13 @@
         <w:pStyle w:val="Heading1"/>
       </w:pPr>
       <w:r>
-        <w:t xml:space="preserve">5. Build and Test Commands</w:t>
+        <w:t>5. Build and Test Commands</w:t>
       </w:r>
     </w:p>
     <w:tbl>
       <w:tblPr>
-        <w:tblStyle w:val="TableGrid"/>
-        <w:tblW w:w="0" w:type="auto"/>
+        <w:tblW w:w="8839" w:type="dxa"/>
+        <w:tblInd w:w="404" w:type="dxa"/>
         <w:tblBorders>
           <w:top w:val="single" w:sz="4" w:space="0" w:color="BFBFBF"/>
           <w:left w:val="single" w:sz="4" w:space="0" w:color="BFBFBF"/>
@@ -371,157 +623,208 @@
           <w:insideH w:val="single" w:sz="4" w:space="0" w:color="BFBFBF"/>
           <w:insideV w:val="single" w:sz="4" w:space="0" w:color="BFBFBF"/>
         </w:tblBorders>
+        <w:tblLook w:val="04A0" w:firstRow="1" w:lastRow="0" w:firstColumn="1" w:lastColumn="0" w:noHBand="0" w:noVBand="1"/>
       </w:tblPr>
+      <w:tblGrid>
+        <w:gridCol w:w="2529"/>
+        <w:gridCol w:w="6310"/>
+      </w:tblGrid>
       <w:tr>
+        <w:trPr>
+          <w:trHeight w:val="281"/>
+        </w:trPr>
         <w:tc>
           <w:tcPr>
-            <w:tcW w:w="2400" w:type="dxa"/>
+            <w:tcW w:w="2529" w:type="dxa"/>
           </w:tcPr>
           <w:p>
             <w:r>
-              <w:t xml:space="preserve">Command</w:t>
+              <w:t>Command</w:t>
             </w:r>
           </w:p>
         </w:tc>
         <w:tc>
           <w:tcPr>
-            <w:tcW w:w="2400" w:type="dxa"/>
+            <w:tcW w:w="6310" w:type="dxa"/>
           </w:tcPr>
           <w:p>
             <w:r>
-              <w:t xml:space="preserve">Purpose</w:t>
+              <w:t>Purpose</w:t>
             </w:r>
           </w:p>
         </w:tc>
       </w:tr>
       <w:tr>
+        <w:trPr>
+          <w:trHeight w:val="426"/>
+        </w:trPr>
         <w:tc>
           <w:tcPr>
-            <w:tcW w:w="2400" w:type="dxa"/>
+            <w:tcW w:w="2529" w:type="dxa"/>
           </w:tcPr>
           <w:p>
+            <w:proofErr w:type="spellStart"/>
             <w:r>
-              <w:t xml:space="preserve">npm install</w:t>
+              <w:t>npm</w:t>
+            </w:r>
+            <w:proofErr w:type="spellEnd"/>
+            <w:r>
+              <w:t xml:space="preserve"> install</w:t>
             </w:r>
           </w:p>
         </w:tc>
         <w:tc>
           <w:tcPr>
-            <w:tcW w:w="2400" w:type="dxa"/>
+            <w:tcW w:w="6310" w:type="dxa"/>
           </w:tcPr>
           <w:p>
             <w:r>
-              <w:t xml:space="preserve">Install dependencies from package-lock.json.</w:t>
+              <w:t>Install dependencies from package-lock.json.</w:t>
             </w:r>
           </w:p>
         </w:tc>
       </w:tr>
       <w:tr>
+        <w:trPr>
+          <w:trHeight w:val="439"/>
+        </w:trPr>
         <w:tc>
           <w:tcPr>
-            <w:tcW w:w="2400" w:type="dxa"/>
+            <w:tcW w:w="2529" w:type="dxa"/>
           </w:tcPr>
           <w:p>
+            <w:proofErr w:type="spellStart"/>
             <w:r>
-              <w:t xml:space="preserve">npm run dev</w:t>
+              <w:t>npm</w:t>
+            </w:r>
+            <w:proofErr w:type="spellEnd"/>
+            <w:r>
+              <w:t xml:space="preserve"> run dev</w:t>
             </w:r>
           </w:p>
         </w:tc>
         <w:tc>
           <w:tcPr>
-            <w:tcW w:w="2400" w:type="dxa"/>
+            <w:tcW w:w="6310" w:type="dxa"/>
           </w:tcPr>
           <w:p>
             <w:r>
-              <w:t xml:space="preserve">Run the Vite development server on port 8089.</w:t>
+              <w:t>Run the Vite development server on port 8089.</w:t>
             </w:r>
           </w:p>
         </w:tc>
       </w:tr>
       <w:tr>
+        <w:trPr>
+          <w:trHeight w:val="613"/>
+        </w:trPr>
         <w:tc>
           <w:tcPr>
-            <w:tcW w:w="2400" w:type="dxa"/>
+            <w:tcW w:w="2529" w:type="dxa"/>
           </w:tcPr>
           <w:p>
+            <w:proofErr w:type="spellStart"/>
             <w:r>
-              <w:t xml:space="preserve">npm run build</w:t>
+              <w:t>npm</w:t>
+            </w:r>
+            <w:proofErr w:type="spellEnd"/>
+            <w:r>
+              <w:t xml:space="preserve"> run build</w:t>
             </w:r>
           </w:p>
         </w:tc>
         <w:tc>
           <w:tcPr>
-            <w:tcW w:w="2400" w:type="dxa"/>
+            <w:tcW w:w="6310" w:type="dxa"/>
           </w:tcPr>
           <w:p>
             <w:r>
-              <w:t xml:space="preserve">Run the Webpack production build and generate dist/bundle.js.</w:t>
+              <w:t>Run the Webpack production build and generate dist/bundle.js.</w:t>
             </w:r>
           </w:p>
         </w:tc>
       </w:tr>
       <w:tr>
+        <w:trPr>
+          <w:trHeight w:val="568"/>
+        </w:trPr>
         <w:tc>
           <w:tcPr>
-            <w:tcW w:w="2400" w:type="dxa"/>
+            <w:tcW w:w="2529" w:type="dxa"/>
           </w:tcPr>
           <w:p>
+            <w:proofErr w:type="spellStart"/>
             <w:r>
-              <w:t xml:space="preserve">npm test</w:t>
+              <w:t>npm</w:t>
+            </w:r>
+            <w:proofErr w:type="spellEnd"/>
+            <w:r>
+              <w:t xml:space="preserve"> test</w:t>
             </w:r>
           </w:p>
         </w:tc>
         <w:tc>
           <w:tcPr>
-            <w:tcW w:w="2400" w:type="dxa"/>
+            <w:tcW w:w="6310" w:type="dxa"/>
           </w:tcPr>
           <w:p>
             <w:r>
-              <w:t xml:space="preserve">Run the Jest test suite.</w:t>
+              <w:t>Run the Jest test suite.</w:t>
             </w:r>
           </w:p>
         </w:tc>
       </w:tr>
       <w:tr>
+        <w:trPr>
+          <w:trHeight w:val="568"/>
+        </w:trPr>
         <w:tc>
           <w:tcPr>
-            <w:tcW w:w="2400" w:type="dxa"/>
+            <w:tcW w:w="2529" w:type="dxa"/>
           </w:tcPr>
           <w:p>
             <w:r>
-              <w:t xml:space="preserve">npm run test:ci</w:t>
+              <w:t>npm run test:ci</w:t>
             </w:r>
           </w:p>
         </w:tc>
         <w:tc>
           <w:tcPr>
-            <w:tcW w:w="2400" w:type="dxa"/>
+            <w:tcW w:w="6310" w:type="dxa"/>
           </w:tcPr>
           <w:p>
             <w:r>
-              <w:t xml:space="preserve">Run Jest in CI mode with coverage.</w:t>
+              <w:t>Run Jest in CI mode with coverage.</w:t>
             </w:r>
           </w:p>
         </w:tc>
       </w:tr>
       <w:tr>
+        <w:trPr>
+          <w:trHeight w:val="499"/>
+        </w:trPr>
         <w:tc>
           <w:tcPr>
-            <w:tcW w:w="2400" w:type="dxa"/>
+            <w:tcW w:w="2529" w:type="dxa"/>
           </w:tcPr>
           <w:p>
+            <w:proofErr w:type="spellStart"/>
             <w:r>
-              <w:t xml:space="preserve">npm start</w:t>
+              <w:t>npm</w:t>
+            </w:r>
+            <w:proofErr w:type="spellEnd"/>
+            <w:r>
+              <w:t xml:space="preserve"> start</w:t>
             </w:r>
           </w:p>
         </w:tc>
         <w:tc>
           <w:tcPr>
-            <w:tcW w:w="2400" w:type="dxa"/>
+            <w:tcW w:w="6310" w:type="dxa"/>
           </w:tcPr>
           <w:p>
             <w:r>
-              <w:t xml:space="preserve">Serve the static project using npx serve.</w:t>
+              <w:t>Serve the static project using npx serve.</w:t>
             </w:r>
           </w:p>
         </w:tc>
@@ -532,12 +835,15 @@
         <w:pStyle w:val="Heading1"/>
       </w:pPr>
       <w:r>
-        <w:t xml:space="preserve">6. Runtime API Configuration</w:t>
-      </w:r>
-    </w:p>
-    <w:p>
-      <w:r>
-        <w:t xml:space="preserve">The current application calls the live SmartRPD API at https://live.api.smartrpdai.com/api/smartrpd. Credentials and machine identifiers are centralised in src/config.js for reuse by the browser code. These values are not secret once shipped to the browser; anyone can inspect them in DevTools or in dist/bundle.js. A server-side token exchange or API proxy is required for stronger credential protection.</w:t>
+        <w:t>6. Runtime API Configuration</w:t>
+      </w:r>
+    </w:p>
+    <w:p>
+      <w:pPr>
+        <w:ind w:left="720"/>
+      </w:pPr>
+      <w:r>
+        <w:t>The current application calls the live SmartRPD API at https://live.api.smartrpdai.com/api/smartrpd. Credentials and machine identifiers are centralised in src/config.js for reuse by the browser code. These values are not secret once shipped to the browser; anyone can inspect them in DevTools or in dist/bundle.js. A server-side token exchange or API proxy is required for stronger credential protection.</w:t>
       </w:r>
     </w:p>
     <w:p>
@@ -545,7 +851,7 @@
         <w:pStyle w:val="Heading1"/>
       </w:pPr>
       <w:r>
-        <w:t xml:space="preserve">7. Docker and nginx Hosting</w:t>
+        <w:t>7. Docker and nginx Hosting</w:t>
       </w:r>
     </w:p>
     <w:p>
@@ -553,7 +859,28 @@
         <w:ind w:left="720" w:hanging="360"/>
       </w:pPr>
       <w:r>
-        <w:t xml:space="preserve">- Dockerfile uses nginx:alpine.</w:t>
+        <w:t xml:space="preserve">- </w:t>
+      </w:r>
+      <w:r>
+        <w:tab/>
+      </w:r>
+      <w:proofErr w:type="spellStart"/>
+      <w:r>
+        <w:t>Dockerfile</w:t>
+      </w:r>
+      <w:proofErr w:type="spellEnd"/>
+      <w:r>
+        <w:t xml:space="preserve"> uses </w:t>
+      </w:r>
+      <w:proofErr w:type="spellStart"/>
+      <w:proofErr w:type="gramStart"/>
+      <w:r>
+        <w:t>nginx:alpine</w:t>
+      </w:r>
+      <w:proofErr w:type="spellEnd"/>
+      <w:proofErr w:type="gramEnd"/>
+      <w:r>
+        <w:t>.</w:t>
       </w:r>
     </w:p>
     <w:p>
@@ -561,7 +888,21 @@
         <w:ind w:left="720" w:hanging="360"/>
       </w:pPr>
       <w:r>
-        <w:t xml:space="preserve">- It copies index.html, css, assets, dist and src into /usr/share/nginx/html.</w:t>
+        <w:t xml:space="preserve">- </w:t>
+      </w:r>
+      <w:r>
+        <w:tab/>
+      </w:r>
+      <w:r>
+        <w:t xml:space="preserve">It copies index.html, </w:t>
+      </w:r>
+      <w:proofErr w:type="spellStart"/>
+      <w:r>
+        <w:t>css</w:t>
+      </w:r>
+      <w:proofErr w:type="spellEnd"/>
+      <w:r>
+        <w:t>, assets, dist and src into /usr/share/nginx/html.</w:t>
       </w:r>
     </w:p>
     <w:p>
@@ -569,7 +910,26 @@
         <w:ind w:left="720" w:hanging="360"/>
       </w:pPr>
       <w:r>
-        <w:t xml:space="preserve">- nginx.conf enables gzip for text, CSS, JS, JSON, XML and SVG responses.</w:t>
+        <w:t xml:space="preserve">- </w:t>
+      </w:r>
+      <w:r>
+        <w:tab/>
+      </w:r>
+      <w:proofErr w:type="spellStart"/>
+      <w:r>
+        <w:t>nginx.conf</w:t>
+      </w:r>
+      <w:proofErr w:type="spellEnd"/>
+      <w:r>
+        <w:t xml:space="preserve"> enables </w:t>
+      </w:r>
+      <w:proofErr w:type="spellStart"/>
+      <w:r>
+        <w:t>gzip</w:t>
+      </w:r>
+      <w:proofErr w:type="spellEnd"/>
+      <w:r>
+        <w:t xml:space="preserve"> for text, CSS, JS, JSON, XML and SVG responses.</w:t>
       </w:r>
     </w:p>
     <w:p>
@@ -577,7 +937,18 @@
         <w:ind w:left="720" w:hanging="360"/>
       </w:pPr>
       <w:r>
-        <w:t xml:space="preserve">- nginx.conf applies long cache headers to JS/CSS and week-long caching to images/fonts.</w:t>
+        <w:t xml:space="preserve">- </w:t>
+      </w:r>
+      <w:r>
+        <w:tab/>
+      </w:r>
+      <w:proofErr w:type="spellStart"/>
+      <w:r>
+        <w:t>nginx.conf</w:t>
+      </w:r>
+      <w:proofErr w:type="spellEnd"/>
+      <w:r>
+        <w:t xml:space="preserve"> applies long cache headers to JS/CSS and week-long caching to images/fonts.</w:t>
       </w:r>
     </w:p>
     <w:p>
@@ -585,7 +956,13 @@
         <w:ind w:left="720" w:hanging="360"/>
       </w:pPr>
       <w:r>
-        <w:t xml:space="preserve">- The root location falls back to /index.html, while direct page files under src/pages remain available.</w:t>
+        <w:t xml:space="preserve">- </w:t>
+      </w:r>
+      <w:r>
+        <w:tab/>
+      </w:r>
+      <w:r>
+        <w:t>The root location falls back to /index.html, while direct page files under src/pages remain available.</w:t>
       </w:r>
     </w:p>
     <w:p>
@@ -593,7 +970,7 @@
         <w:pStyle w:val="Heading1"/>
       </w:pPr>
       <w:r>
-        <w:t xml:space="preserve">8. Current Verification Status</w:t>
+        <w:t>8. Current Verification Status</w:t>
       </w:r>
     </w:p>
     <w:p>
@@ -601,7 +978,13 @@
         <w:ind w:left="720" w:hanging="360"/>
       </w:pPr>
       <w:r>
-        <w:t xml:space="preserve">- Project_Status_Report.md records that the production-mode Webpack build completes successfully.</w:t>
+        <w:t xml:space="preserve">- </w:t>
+      </w:r>
+      <w:r>
+        <w:tab/>
+      </w:r>
+      <w:r>
+        <w:t>Project_Status_Report.md records that the production-mode Webpack build completes successfully.</w:t>
       </w:r>
     </w:p>
     <w:p>
@@ -609,7 +992,13 @@
         <w:ind w:left="720" w:hanging="360"/>
       </w:pPr>
       <w:r>
-        <w:t xml:space="preserve">- The same report records 18 of 20 Jest suites and 76 of 77 executable tests passing as of 24 June 2026.</w:t>
+        <w:t xml:space="preserve">- </w:t>
+      </w:r>
+      <w:r>
+        <w:tab/>
+      </w:r>
+      <w:r>
+        <w:t>The same report records 18 of 20 Jest suites and 76 of 77 executable tests passing as of 24 June 2026.</w:t>
       </w:r>
     </w:p>
     <w:p>
@@ -617,7 +1006,22 @@
         <w:ind w:left="720" w:hanging="360"/>
       </w:pPr>
       <w:r>
-        <w:t xml:space="preserve">- Known outstanding items are the dashboard window.matchMedia test environment issue, a lower lingual plate to bar round-trip regression, formal UAT, production smoke testing and Webpack bundle-size warnings.</w:t>
+        <w:lastRenderedPageBreak/>
+        <w:t xml:space="preserve">- </w:t>
+      </w:r>
+      <w:r>
+        <w:tab/>
+      </w:r>
+      <w:r>
+        <w:t xml:space="preserve">Known outstanding items are the dashboard </w:t>
+      </w:r>
+      <w:proofErr w:type="gramStart"/>
+      <w:r>
+        <w:t>window.matchMedia</w:t>
+      </w:r>
+      <w:proofErr w:type="gramEnd"/>
+      <w:r>
+        <w:t xml:space="preserve"> test environment issue, a lower lingual plate to bar round-trip regression, formal UAT, production smoke testing and Webpack bundle-size warnings.</w:t>
       </w:r>
     </w:p>
     <w:p>
@@ -625,7 +1029,7 @@
         <w:pStyle w:val="Heading1"/>
       </w:pPr>
       <w:r>
-        <w:t xml:space="preserve">9. Maintenance Notes</w:t>
+        <w:t>9. Maintenance Notes</w:t>
       </w:r>
     </w:p>
     <w:p>
@@ -633,7 +1037,13 @@
         <w:ind w:left="720" w:hanging="360"/>
       </w:pPr>
       <w:r>
-        <w:t xml:space="preserve">- Do not infer UAT or production approval from a successful build. Those gates remain unverified until explicit evidence is added.</w:t>
+        <w:t xml:space="preserve">- </w:t>
+      </w:r>
+      <w:r>
+        <w:tab/>
+      </w:r>
+      <w:r>
+        <w:t>Do not infer UAT or production approval from a successful build. Those gates remain unverified until explicit evidence is added.</w:t>
       </w:r>
     </w:p>
     <w:p>
@@ -641,7 +1051,13 @@
         <w:ind w:left="720" w:hanging="360"/>
       </w:pPr>
       <w:r>
-        <w:t xml:space="preserve">- When source files, assets or module imports change, rebuild with npm run build before static deployment.</w:t>
+        <w:t xml:space="preserve">- </w:t>
+      </w:r>
+      <w:r>
+        <w:tab/>
+      </w:r>
+      <w:r>
+        <w:t>When source files, assets or module imports change, rebuild with npm run build before static deployment.</w:t>
       </w:r>
     </w:p>
     <w:p>
@@ -649,7 +1065,13 @@
         <w:ind w:left="720" w:hanging="360"/>
       </w:pPr>
       <w:r>
-        <w:t xml:space="preserve">- When GitHub Pages is used, keep GitHub Pages base-path handling in mind because several modules switch asset paths when hostname includes github.io.</w:t>
+        <w:t xml:space="preserve">- </w:t>
+      </w:r>
+      <w:r>
+        <w:tab/>
+      </w:r>
+      <w:r>
+        <w:t>When GitHub Pages is used, keep GitHub Pages base-path handling in mind because several modules switch asset paths when hostname includes github.io.</w:t>
       </w:r>
     </w:p>
     <w:sectPr>
@@ -663,7 +1085,7 @@
 </file>
 
 <file path=word/numbering.xml><?xml version="1.0" encoding="utf-8"?>
-<w:numbering xmlns:wpc="http://schemas.microsoft.com/office/word/2010/wordprocessingCanvas" xmlns:cx="http://schemas.microsoft.com/office/drawing/2014/chartex" xmlns:cx1="http://schemas.microsoft.com/office/drawing/2015/9/8/chartex" xmlns:cx2="http://schemas.microsoft.com/office/drawing/2015/10/21/chartex" xmlns:cx3="http://schemas.microsoft.com/office/drawing/2016/5/9/chartex" xmlns:cx4="http://schemas.microsoft.com/office/drawing/2016/5/10/chartex" xmlns:cx5="http://schemas.microsoft.com/office/drawing/2016/5/11/chartex" xmlns:cx6="http://schemas.microsoft.com/office/drawing/2016/5/12/chartex" xmlns:cx7="http://schemas.microsoft.com/office/drawing/2016/5/13/chartex" xmlns:cx8="http://schemas.microsoft.com/office/drawing/2016/5/14/chartex" xmlns:mc="http://schemas.openxmlformats.org/markup-compatibility/2006" xmlns:aink="http://schemas.microsoft.com/office/drawing/2016/ink" xmlns:am3d="http://schemas.microsoft.com/office/drawing/2017/model3d" xmlns:o="urn:schemas-microsoft-com:office:office" xmlns:oel="http://schemas.microsoft.com/office/2019/extlst" xmlns:r="http://schemas.openxmlformats.org/officeDocument/2006/relationships" xmlns:m="http://schemas.openxmlformats.org/officeDocument/2006/math" xmlns:v="urn:schemas-microsoft-com:vml" xmlns:wp14="http://schemas.microsoft.com/office/word/2010/wordprocessingDrawing" xmlns:wp="http://schemas.openxmlformats.org/drawingml/2006/wordprocessingDrawing" xmlns:w10="urn:schemas-microsoft-com:office:word" xmlns:w="http://schemas.openxmlformats.org/wordprocessingml/2006/main" xmlns:w14="http://schemas.microsoft.com/office/word/2010/wordml" xmlns:w15="http://schemas.microsoft.com/office/word/2012/wordml" xmlns:w16cex="http://schemas.microsoft.com/office/word/2018/wordml/cex" xmlns:w16cid="http://schemas.microsoft.com/office/word/2016/wordml/cid" xmlns:w16="http://schemas.microsoft.com/office/word/2018/wordml" xmlns:w16sdtdh="http://schemas.microsoft.com/office/word/2020/wordml/sdtdatahash" xmlns:w16se="http://schemas.microsoft.com/office/word/2015/wordml/symex" xmlns:wpg="http://schemas.microsoft.com/office/word/2010/wordprocessingGroup" xmlns:wpi="http://schemas.microsoft.com/office/word/2010/wordprocessingInk" xmlns:wne="http://schemas.microsoft.com/office/word/2006/wordml" xmlns:wps="http://schemas.microsoft.com/office/word/2010/wordprocessingShape" mc:Ignorable="w14 w15 w16se w16cid w16 w16cex w16sdtdh wp14">
+<w:numbering xmlns:wpc="http://schemas.microsoft.com/office/word/2010/wordprocessingCanvas" xmlns:cx="http://schemas.microsoft.com/office/drawing/2014/chartex" xmlns:cx1="http://schemas.microsoft.com/office/drawing/2015/9/8/chartex" xmlns:cx2="http://schemas.microsoft.com/office/drawing/2015/10/21/chartex" xmlns:cx3="http://schemas.microsoft.com/office/drawing/2016/5/9/chartex" xmlns:cx4="http://schemas.microsoft.com/office/drawing/2016/5/10/chartex" xmlns:cx5="http://schemas.microsoft.com/office/drawing/2016/5/11/chartex" xmlns:cx6="http://schemas.microsoft.com/office/drawing/2016/5/12/chartex" xmlns:cx7="http://schemas.microsoft.com/office/drawing/2016/5/13/chartex" xmlns:cx8="http://schemas.microsoft.com/office/drawing/2016/5/14/chartex" xmlns:mc="http://schemas.openxmlformats.org/markup-compatibility/2006" xmlns:aink="http://schemas.microsoft.com/office/drawing/2016/ink" xmlns:am3d="http://schemas.microsoft.com/office/drawing/2017/model3d" xmlns:o="urn:schemas-microsoft-com:office:office" xmlns:oel="http://schemas.microsoft.com/office/2019/extlst" xmlns:r="http://schemas.openxmlformats.org/officeDocument/2006/relationships" xmlns:m="http://schemas.openxmlformats.org/officeDocument/2006/math" xmlns:v="urn:schemas-microsoft-com:vml" xmlns:wp14="http://schemas.microsoft.com/office/word/2010/wordprocessingDrawing" xmlns:wp="http://schemas.openxmlformats.org/drawingml/2006/wordprocessingDrawing" xmlns:w10="urn:schemas-microsoft-com:office:word" xmlns:w="http://schemas.openxmlformats.org/wordprocessingml/2006/main" xmlns:w14="http://schemas.microsoft.com/office/word/2010/wordml" xmlns:w15="http://schemas.microsoft.com/office/word/2012/wordml" xmlns:w16cex="http://schemas.microsoft.com/office/word/2018/wordml/cex" xmlns:w16cid="http://schemas.microsoft.com/office/word/2016/wordml/cid" xmlns:w16="http://schemas.microsoft.com/office/word/2018/wordml" xmlns:w16du="http://schemas.microsoft.com/office/word/2023/wordml/word16du" xmlns:w16sdtdh="http://schemas.microsoft.com/office/word/2020/wordml/sdtdatahash" xmlns:w16sdtfl="http://schemas.microsoft.com/office/word/2024/wordml/sdtformatlock" xmlns:w16se="http://schemas.microsoft.com/office/word/2015/wordml/symex" xmlns:wpg="http://schemas.microsoft.com/office/word/2010/wordprocessingGroup" xmlns:wpi="http://schemas.microsoft.com/office/word/2010/wordprocessingInk" xmlns:wne="http://schemas.microsoft.com/office/word/2006/wordml" xmlns:wps="http://schemas.microsoft.com/office/word/2010/wordprocessingShape" mc:Ignorable="w14 w15 w16se w16cid w16 w16cex w16sdtdh w16sdtfl w16du wp14">
   <w:abstractNum w:abstractNumId="0" w15:restartNumberingAfterBreak="0">
     <w:nsid w:val="0BE579C8"/>
     <w:multiLevelType w:val="multilevel"/>
@@ -1732,7 +2154,7 @@
 </file>
 
 <file path=word/styles.xml><?xml version="1.0" encoding="utf-8"?>
-<w:styles xmlns:mc="http://schemas.openxmlformats.org/markup-compatibility/2006" xmlns:r="http://schemas.openxmlformats.org/officeDocument/2006/relationships" xmlns:w="http://schemas.openxmlformats.org/wordprocessingml/2006/main" xmlns:w14="http://schemas.microsoft.com/office/word/2010/wordml" xmlns:w15="http://schemas.microsoft.com/office/word/2012/wordml" xmlns:w16cex="http://schemas.microsoft.com/office/word/2018/wordml/cex" xmlns:w16cid="http://schemas.microsoft.com/office/word/2016/wordml/cid" xmlns:w16="http://schemas.microsoft.com/office/word/2018/wordml" xmlns:w16sdtdh="http://schemas.microsoft.com/office/word/2020/wordml/sdtdatahash" xmlns:w16se="http://schemas.microsoft.com/office/word/2015/wordml/symex" mc:Ignorable="w14 w15 w16se w16cid w16 w16cex w16sdtdh">
+<w:styles xmlns:mc="http://schemas.openxmlformats.org/markup-compatibility/2006" xmlns:r="http://schemas.openxmlformats.org/officeDocument/2006/relationships" xmlns:w="http://schemas.openxmlformats.org/wordprocessingml/2006/main" xmlns:w14="http://schemas.microsoft.com/office/word/2010/wordml" xmlns:w15="http://schemas.microsoft.com/office/word/2012/wordml" xmlns:w16cex="http://schemas.microsoft.com/office/word/2018/wordml/cex" xmlns:w16cid="http://schemas.microsoft.com/office/word/2016/wordml/cid" xmlns:w16="http://schemas.microsoft.com/office/word/2018/wordml" xmlns:w16du="http://schemas.microsoft.com/office/word/2023/wordml/word16du" xmlns:w16sdtdh="http://schemas.microsoft.com/office/word/2020/wordml/sdtdatahash" xmlns:w16sdtfl="http://schemas.microsoft.com/office/word/2024/wordml/sdtformatlock" xmlns:w16se="http://schemas.microsoft.com/office/word/2015/wordml/symex" mc:Ignorable="w14 w15 w16se w16cid w16 w16cex w16sdtdh w16sdtfl w16du">
   <w:docDefaults>
     <w:rPrDefault>
       <w:rPr>
